--- a/docs/assignment_r.docx
+++ b/docs/assignment_r.docx
@@ -15,19 +15,7 @@
         <w:pStyle w:val="Author"/>
       </w:pPr>
       <w:r>
-        <w:t xml:space="preserve">Bertelsen,</w:t>
-      </w:r>
-      <w:r>
-        <w:t xml:space="preserve"> </w:t>
-      </w:r>
-      <w:r>
-        <w:t xml:space="preserve">Fredrik-André</w:t>
-      </w:r>
-      <w:r>
-        <w:t xml:space="preserve"> </w:t>
-      </w:r>
-      <w:r>
-        <w:t xml:space="preserve">Hov</w:t>
+        <w:t xml:space="preserve">Bertelsen, Fredrik-André Hov</w:t>
       </w:r>
     </w:p>
     <w:p>
@@ -35,13 +23,7 @@
         <w:pStyle w:val="Author"/>
       </w:pPr>
       <w:r>
-        <w:t xml:space="preserve">Yousefi,</w:t>
-      </w:r>
-      <w:r>
-        <w:t xml:space="preserve"> </w:t>
-      </w:r>
-      <w:r>
-        <w:t xml:space="preserve">Arya</w:t>
+        <w:t xml:space="preserve">Yousefi, Arya</w:t>
       </w:r>
     </w:p>
     <w:p>
@@ -49,19 +31,7 @@
         <w:pStyle w:val="Author"/>
       </w:pPr>
       <w:r>
-        <w:t xml:space="preserve">Røijem,</w:t>
-      </w:r>
-      <w:r>
-        <w:t xml:space="preserve"> </w:t>
-      </w:r>
-      <w:r>
-        <w:t xml:space="preserve">Bendik</w:t>
-      </w:r>
-      <w:r>
-        <w:t xml:space="preserve"> </w:t>
-      </w:r>
-      <w:r>
-        <w:t xml:space="preserve">Strømme</w:t>
+        <w:t xml:space="preserve">Røijem, Bendik Strømme</w:t>
       </w:r>
     </w:p>
     <w:p>
@@ -69,13 +39,7 @@
         <w:pStyle w:val="Author"/>
       </w:pPr>
       <w:r>
-        <w:t xml:space="preserve">Lund,</w:t>
-      </w:r>
-      <w:r>
-        <w:t xml:space="preserve"> </w:t>
-      </w:r>
-      <w:r>
-        <w:t xml:space="preserve">Kristian</w:t>
+        <w:t xml:space="preserve">Lund, Kristian</w:t>
       </w:r>
     </w:p>
     <w:sdt>
@@ -91,19 +55,7 @@
             <w:pStyle w:val="TOCHeading"/>
           </w:pPr>
           <w:r>
-            <w:t xml:space="preserve">Table</w:t>
-          </w:r>
-          <w:r>
-            <w:t xml:space="preserve"> </w:t>
-          </w:r>
-          <w:r>
-            <w:t xml:space="preserve">of</w:t>
-          </w:r>
-          <w:r>
-            <w:t xml:space="preserve"> </w:t>
-          </w:r>
-          <w:r>
-            <w:t xml:space="preserve">contents</w:t>
+            <w:t xml:space="preserve">Table of contents</w:t>
           </w:r>
         </w:p>
         <w:p>
@@ -217,13 +169,7 @@
         <w:t xml:space="preserve"> </w:t>
       </w:r>
       <w:r>
-        <w:t xml:space="preserve">“</w:t>
-      </w:r>
-      <w:r>
-        <w:t xml:space="preserve">To what extent do socioeconomic factors &amp; health-related behaviors influence mortality rates across states?</w:t>
-      </w:r>
-      <w:r>
-        <w:t xml:space="preserve">”</w:t>
+        <w:t xml:space="preserve">“To what extent do socioeconomic factors &amp; health-related behaviors influence mortality rates across states?”</w:t>
       </w:r>
       <w:r>
         <w:t xml:space="preserve">. </w:t>
@@ -1965,51 +1911,357 @@
     </w:p>
     <w:p>
       <w:pPr>
+        <w:pStyle w:val="SourceCode"/>
+      </w:pPr>
+      <w:r>
+        <w:rPr>
+          <w:rStyle w:val="NormalTok"/>
+        </w:rPr>
+        <w:t xml:space="preserve">model </w:t>
+      </w:r>
+      <w:r>
+        <w:rPr>
+          <w:rStyle w:val="OtherTok"/>
+        </w:rPr>
+        <w:t xml:space="preserve">&lt;-</w:t>
+      </w:r>
+      <w:r>
+        <w:rPr>
+          <w:rStyle w:val="NormalTok"/>
+        </w:rPr>
+        <w:t xml:space="preserve"> </w:t>
+      </w:r>
+      <w:r>
+        <w:rPr>
+          <w:rStyle w:val="FunctionTok"/>
+        </w:rPr>
+        <w:t xml:space="preserve">lm</w:t>
+      </w:r>
+      <w:r>
+        <w:rPr>
+          <w:rStyle w:val="NormalTok"/>
+        </w:rPr>
+        <w:t xml:space="preserve">(MORT </w:t>
+      </w:r>
+      <w:r>
+        <w:rPr>
+          <w:rStyle w:val="SpecialCharTok"/>
+        </w:rPr>
+        <w:t xml:space="preserve">~</w:t>
+      </w:r>
+      <w:r>
+        <w:rPr>
+          <w:rStyle w:val="NormalTok"/>
+        </w:rPr>
+        <w:t xml:space="preserve"> INCC </w:t>
+      </w:r>
+      <w:r>
+        <w:rPr>
+          <w:rStyle w:val="SpecialCharTok"/>
+        </w:rPr>
+        <w:t xml:space="preserve">+</w:t>
+      </w:r>
+      <w:r>
+        <w:rPr>
+          <w:rStyle w:val="NormalTok"/>
+        </w:rPr>
+        <w:t xml:space="preserve"> EDU2 </w:t>
+      </w:r>
+      <w:r>
+        <w:rPr>
+          <w:rStyle w:val="SpecialCharTok"/>
+        </w:rPr>
+        <w:t xml:space="preserve">+</w:t>
+      </w:r>
+      <w:r>
+        <w:rPr>
+          <w:rStyle w:val="NormalTok"/>
+        </w:rPr>
+        <w:t xml:space="preserve"> TOBC </w:t>
+      </w:r>
+      <w:r>
+        <w:rPr>
+          <w:rStyle w:val="SpecialCharTok"/>
+        </w:rPr>
+        <w:t xml:space="preserve">+</w:t>
+      </w:r>
+      <w:r>
+        <w:rPr>
+          <w:rStyle w:val="NormalTok"/>
+        </w:rPr>
+        <w:t xml:space="preserve"> AGED, </w:t>
+      </w:r>
+      <w:r>
+        <w:rPr>
+          <w:rStyle w:val="AttributeTok"/>
+        </w:rPr>
+        <w:t xml:space="preserve">data =</w:t>
+      </w:r>
+      <w:r>
+        <w:rPr>
+          <w:rStyle w:val="NormalTok"/>
+        </w:rPr>
+        <w:t xml:space="preserve"> df)</w:t>
+      </w:r>
+      <w:r>
+        <w:br/>
+      </w:r>
+      <w:r>
+        <w:rPr>
+          <w:rStyle w:val="FunctionTok"/>
+        </w:rPr>
+        <w:t xml:space="preserve">summary</w:t>
+      </w:r>
+      <w:r>
+        <w:rPr>
+          <w:rStyle w:val="NormalTok"/>
+        </w:rPr>
+        <w:t xml:space="preserve">(model)</w:t>
+      </w:r>
+    </w:p>
+    <w:p>
+      <w:pPr>
+        <w:pStyle w:val="SourceCode"/>
+      </w:pPr>
+      <w:r>
+        <w:br/>
+      </w:r>
+      <w:r>
+        <w:rPr>
+          <w:rStyle w:val="VerbatimChar"/>
+        </w:rPr>
+        <w:t xml:space="preserve">Call:</w:t>
+      </w:r>
+      <w:r>
+        <w:br/>
+      </w:r>
+      <w:r>
+        <w:rPr>
+          <w:rStyle w:val="VerbatimChar"/>
+        </w:rPr>
+        <w:t xml:space="preserve">lm(formula = MORT ~ INCC + EDU2 + TOBC + AGED, data = df)</w:t>
+      </w:r>
+      <w:r>
+        <w:br/>
+      </w:r>
+      <w:r>
+        <w:br/>
+      </w:r>
+      <w:r>
+        <w:rPr>
+          <w:rStyle w:val="VerbatimChar"/>
+        </w:rPr>
+        <w:t xml:space="preserve">Residuals:</w:t>
+      </w:r>
+      <w:r>
+        <w:br/>
+      </w:r>
+      <w:r>
+        <w:rPr>
+          <w:rStyle w:val="VerbatimChar"/>
+        </w:rPr>
+        <w:t xml:space="preserve">     Min       1Q   Median       3Q      Max </w:t>
+      </w:r>
+      <w:r>
+        <w:br/>
+      </w:r>
+      <w:r>
+        <w:rPr>
+          <w:rStyle w:val="VerbatimChar"/>
+        </w:rPr>
+        <w:t xml:space="preserve">-114.159  -29.884   -1.878   28.010  243.819 </w:t>
+      </w:r>
+      <w:r>
+        <w:br/>
+      </w:r>
+      <w:r>
+        <w:br/>
+      </w:r>
+      <w:r>
+        <w:rPr>
+          <w:rStyle w:val="VerbatimChar"/>
+        </w:rPr>
+        <w:t xml:space="preserve">Coefficients:</w:t>
+      </w:r>
+      <w:r>
+        <w:br/>
+      </w:r>
+      <w:r>
+        <w:rPr>
+          <w:rStyle w:val="VerbatimChar"/>
+        </w:rPr>
+        <w:t xml:space="preserve">              Estimate Std. Error t value Pr(&gt;|t|)    </w:t>
+      </w:r>
+      <w:r>
+        <w:br/>
+      </w:r>
+      <w:r>
+        <w:rPr>
+          <w:rStyle w:val="VerbatimChar"/>
+        </w:rPr>
+        <w:t xml:space="preserve">(Intercept)  7.981e+00  1.013e+02   0.079  0.93756    </w:t>
+      </w:r>
+      <w:r>
+        <w:br/>
+      </w:r>
+      <w:r>
+        <w:rPr>
+          <w:rStyle w:val="VerbatimChar"/>
+        </w:rPr>
+        <w:t xml:space="preserve">INCC         4.664e-03  6.319e-03   0.738  0.46428    </w:t>
+      </w:r>
+      <w:r>
+        <w:br/>
+      </w:r>
+      <w:r>
+        <w:rPr>
+          <w:rStyle w:val="VerbatimChar"/>
+        </w:rPr>
+        <w:t xml:space="preserve">EDU2        -1.746e+02  4.456e+02  -0.392  0.69695    </w:t>
+      </w:r>
+      <w:r>
+        <w:br/>
+      </w:r>
+      <w:r>
+        <w:rPr>
+          <w:rStyle w:val="VerbatimChar"/>
+        </w:rPr>
+        <w:t xml:space="preserve">TOBC         1.386e+00  4.353e-01   3.183  0.00261 ** </w:t>
+      </w:r>
+      <w:r>
+        <w:br/>
+      </w:r>
+      <w:r>
+        <w:rPr>
+          <w:rStyle w:val="VerbatimChar"/>
+        </w:rPr>
+        <w:t xml:space="preserve">AGED         5.433e+03  4.423e+02  12.284 3.98e-16 ***</w:t>
+      </w:r>
+      <w:r>
+        <w:br/>
+      </w:r>
+      <w:r>
+        <w:rPr>
+          <w:rStyle w:val="VerbatimChar"/>
+        </w:rPr>
+        <w:t xml:space="preserve">---</w:t>
+      </w:r>
+      <w:r>
+        <w:br/>
+      </w:r>
+      <w:r>
+        <w:rPr>
+          <w:rStyle w:val="VerbatimChar"/>
+        </w:rPr>
+        <w:t xml:space="preserve">Signif. codes:  0 '***' 0.001 '**' 0.01 '*' 0.05 '.' 0.1 ' ' 1</w:t>
+      </w:r>
+      <w:r>
+        <w:br/>
+      </w:r>
+      <w:r>
+        <w:br/>
+      </w:r>
+      <w:r>
+        <w:rPr>
+          <w:rStyle w:val="VerbatimChar"/>
+        </w:rPr>
+        <w:t xml:space="preserve">Residual standard error: 61.28 on 46 degrees of freedom</w:t>
+      </w:r>
+      <w:r>
+        <w:br/>
+      </w:r>
+      <w:r>
+        <w:rPr>
+          <w:rStyle w:val="VerbatimChar"/>
+        </w:rPr>
+        <w:t xml:space="preserve">Multiple R-squared:  0.8185,    Adjusted R-squared:  0.8027 </w:t>
+      </w:r>
+      <w:r>
+        <w:br/>
+      </w:r>
+      <w:r>
+        <w:rPr>
+          <w:rStyle w:val="VerbatimChar"/>
+        </w:rPr>
+        <w:t xml:space="preserve">F-statistic: 51.87 on 4 and 46 DF,  p-value: &lt; 2.2e-16</w:t>
+      </w:r>
+    </w:p>
+    <w:p>
+      <w:pPr>
+        <w:pStyle w:val="SourceCode"/>
+      </w:pPr>
+      <w:r>
+        <w:rPr>
+          <w:rStyle w:val="FunctionTok"/>
+        </w:rPr>
+        <w:t xml:space="preserve">confint</w:t>
+      </w:r>
+      <w:r>
+        <w:rPr>
+          <w:rStyle w:val="NormalTok"/>
+        </w:rPr>
+        <w:t xml:space="preserve">(model)</w:t>
+      </w:r>
+    </w:p>
+    <w:p>
+      <w:pPr>
+        <w:pStyle w:val="SourceCode"/>
+      </w:pPr>
+      <w:r>
+        <w:rPr>
+          <w:rStyle w:val="VerbatimChar"/>
+        </w:rPr>
+        <w:t xml:space="preserve">                    2.5 %       97.5 %</w:t>
+      </w:r>
+      <w:r>
+        <w:br/>
+      </w:r>
+      <w:r>
+        <w:rPr>
+          <w:rStyle w:val="VerbatimChar"/>
+        </w:rPr>
+        <w:t xml:space="preserve">(Intercept) -1.959802e+02 2.119414e+02</w:t>
+      </w:r>
+      <w:r>
+        <w:br/>
+      </w:r>
+      <w:r>
+        <w:rPr>
+          <w:rStyle w:val="VerbatimChar"/>
+        </w:rPr>
+        <w:t xml:space="preserve">INCC        -8.056813e-03 1.738397e-02</w:t>
+      </w:r>
+      <w:r>
+        <w:br/>
+      </w:r>
+      <w:r>
+        <w:rPr>
+          <w:rStyle w:val="VerbatimChar"/>
+        </w:rPr>
+        <w:t xml:space="preserve">EDU2        -1.071468e+03 7.222525e+02</w:t>
+      </w:r>
+      <w:r>
+        <w:br/>
+      </w:r>
+      <w:r>
+        <w:rPr>
+          <w:rStyle w:val="VerbatimChar"/>
+        </w:rPr>
+        <w:t xml:space="preserve">TOBC         5.093913e-01 2.261740e+00</w:t>
+      </w:r>
+      <w:r>
+        <w:br/>
+      </w:r>
+      <w:r>
+        <w:rPr>
+          <w:rStyle w:val="VerbatimChar"/>
+        </w:rPr>
+        <w:t xml:space="preserve">AGED         4.542615e+03 6.323153e+03</w:t>
+      </w:r>
+    </w:p>
+    <w:p>
+      <w:pPr>
         <w:pStyle w:val="FirstParagraph"/>
-      </w:pPr>
-      <w:r>
-        <w:t xml:space="preserve">data &lt;- read.csv(</w:t>
-      </w:r>
-      <w:r>
-        <w:t xml:space="preserve">“</w:t>
-      </w:r>
-      <w:r>
-        <w:t xml:space="preserve">data-raw/csv/Dataset_in.csv</w:t>
-      </w:r>
-      <w:r>
-        <w:t xml:space="preserve">”</w:t>
-      </w:r>
-      <w:r>
-        <w:t xml:space="preserve">)</w:t>
-      </w:r>
-      <w:r>
-        <w:t xml:space="preserve"> </w:t>
-      </w:r>
-      <w:r>
-        <w:t xml:space="preserve">head(data)</w:t>
-      </w:r>
-      <w:r>
-        <w:t xml:space="preserve"> </w:t>
-      </w:r>
-      <w:r>
-        <w:t xml:space="preserve">model &lt;- lm(MORT ~ INCC + EDU2 + TOBC + AGED, data = data)</w:t>
-      </w:r>
-      <w:r>
-        <w:t xml:space="preserve"> </w:t>
-      </w:r>
-      <w:r>
-        <w:t xml:space="preserve">summary(model)</w:t>
-      </w:r>
-      <w:r>
-        <w:t xml:space="preserve"> </w:t>
-      </w:r>
-      <w:r>
-        <w:t xml:space="preserve">confint(model)</w:t>
-      </w:r>
-    </w:p>
-    <w:p>
-      <w:pPr>
-        <w:pStyle w:val="BodyText"/>
       </w:pPr>
       <w:r>
         <w:t xml:space="preserve">The multiple regression model is estimated by using 51 cross-sectional observations with MORT as the dependent variable. The estimated coefficients are:</w:t>
@@ -2229,7 +2481,7 @@
       </w:p>
     </w:p>
     <w:bookmarkEnd w:id="29"/>
-    <w:bookmarkStart w:id="42" w:name="dummy-variable-analysis"/>
+    <w:bookmarkStart w:id="30" w:name="dummy-variable-analysis"/>
     <w:p>
       <w:pPr>
         <w:pStyle w:val="Heading1"/>
@@ -2258,450 +2510,1427 @@
     </w:p>
     <w:p>
       <w:pPr>
+        <w:pStyle w:val="SourceCode"/>
+      </w:pPr>
+      <w:r>
+        <w:rPr>
+          <w:rStyle w:val="NormalTok"/>
+        </w:rPr>
+        <w:t xml:space="preserve">df</w:t>
+      </w:r>
+      <w:r>
+        <w:rPr>
+          <w:rStyle w:val="SpecialCharTok"/>
+        </w:rPr>
+        <w:t xml:space="preserve">$</w:t>
+      </w:r>
+      <w:r>
+        <w:rPr>
+          <w:rStyle w:val="NormalTok"/>
+        </w:rPr>
+        <w:t xml:space="preserve">high_income </w:t>
+      </w:r>
+      <w:r>
+        <w:rPr>
+          <w:rStyle w:val="OtherTok"/>
+        </w:rPr>
+        <w:t xml:space="preserve">&lt;-</w:t>
+      </w:r>
+      <w:r>
+        <w:rPr>
+          <w:rStyle w:val="NormalTok"/>
+        </w:rPr>
+        <w:t xml:space="preserve"> </w:t>
+      </w:r>
+      <w:r>
+        <w:rPr>
+          <w:rStyle w:val="FunctionTok"/>
+        </w:rPr>
+        <w:t xml:space="preserve">ifelse</w:t>
+      </w:r>
+      <w:r>
+        <w:rPr>
+          <w:rStyle w:val="NormalTok"/>
+        </w:rPr>
+        <w:t xml:space="preserve">(df</w:t>
+      </w:r>
+      <w:r>
+        <w:rPr>
+          <w:rStyle w:val="SpecialCharTok"/>
+        </w:rPr>
+        <w:t xml:space="preserve">$</w:t>
+      </w:r>
+      <w:r>
+        <w:rPr>
+          <w:rStyle w:val="NormalTok"/>
+        </w:rPr>
+        <w:t xml:space="preserve">INCC </w:t>
+      </w:r>
+      <w:r>
+        <w:rPr>
+          <w:rStyle w:val="SpecialCharTok"/>
+        </w:rPr>
+        <w:t xml:space="preserve">&gt;</w:t>
+      </w:r>
+      <w:r>
+        <w:rPr>
+          <w:rStyle w:val="NormalTok"/>
+        </w:rPr>
+        <w:t xml:space="preserve"> </w:t>
+      </w:r>
+      <w:r>
+        <w:rPr>
+          <w:rStyle w:val="FunctionTok"/>
+        </w:rPr>
+        <w:t xml:space="preserve">mean</w:t>
+      </w:r>
+      <w:r>
+        <w:rPr>
+          <w:rStyle w:val="NormalTok"/>
+        </w:rPr>
+        <w:t xml:space="preserve">(df</w:t>
+      </w:r>
+      <w:r>
+        <w:rPr>
+          <w:rStyle w:val="SpecialCharTok"/>
+        </w:rPr>
+        <w:t xml:space="preserve">$</w:t>
+      </w:r>
+      <w:r>
+        <w:rPr>
+          <w:rStyle w:val="NormalTok"/>
+        </w:rPr>
+        <w:t xml:space="preserve">INCC), </w:t>
+      </w:r>
+      <w:r>
+        <w:rPr>
+          <w:rStyle w:val="DecValTok"/>
+        </w:rPr>
+        <w:t xml:space="preserve">1</w:t>
+      </w:r>
+      <w:r>
+        <w:rPr>
+          <w:rStyle w:val="NormalTok"/>
+        </w:rPr>
+        <w:t xml:space="preserve">, </w:t>
+      </w:r>
+      <w:r>
+        <w:rPr>
+          <w:rStyle w:val="DecValTok"/>
+        </w:rPr>
+        <w:t xml:space="preserve">0</w:t>
+      </w:r>
+      <w:r>
+        <w:rPr>
+          <w:rStyle w:val="NormalTok"/>
+        </w:rPr>
+        <w:t xml:space="preserve">)</w:t>
+      </w:r>
+      <w:r>
+        <w:br/>
+      </w:r>
+      <w:r>
+        <w:rPr>
+          <w:rStyle w:val="NormalTok"/>
+        </w:rPr>
+        <w:t xml:space="preserve">model_d1 </w:t>
+      </w:r>
+      <w:r>
+        <w:rPr>
+          <w:rStyle w:val="OtherTok"/>
+        </w:rPr>
+        <w:t xml:space="preserve">&lt;-</w:t>
+      </w:r>
+      <w:r>
+        <w:rPr>
+          <w:rStyle w:val="NormalTok"/>
+        </w:rPr>
+        <w:t xml:space="preserve"> </w:t>
+      </w:r>
+      <w:r>
+        <w:rPr>
+          <w:rStyle w:val="FunctionTok"/>
+        </w:rPr>
+        <w:t xml:space="preserve">lm</w:t>
+      </w:r>
+      <w:r>
+        <w:rPr>
+          <w:rStyle w:val="NormalTok"/>
+        </w:rPr>
+        <w:t xml:space="preserve">(MORT </w:t>
+      </w:r>
+      <w:r>
+        <w:rPr>
+          <w:rStyle w:val="SpecialCharTok"/>
+        </w:rPr>
+        <w:t xml:space="preserve">~</w:t>
+      </w:r>
+      <w:r>
+        <w:rPr>
+          <w:rStyle w:val="NormalTok"/>
+        </w:rPr>
+        <w:t xml:space="preserve"> high_income, </w:t>
+      </w:r>
+      <w:r>
+        <w:rPr>
+          <w:rStyle w:val="AttributeTok"/>
+        </w:rPr>
+        <w:t xml:space="preserve">data =</w:t>
+      </w:r>
+      <w:r>
+        <w:rPr>
+          <w:rStyle w:val="NormalTok"/>
+        </w:rPr>
+        <w:t xml:space="preserve"> df)</w:t>
+      </w:r>
+      <w:r>
+        <w:br/>
+      </w:r>
+      <w:r>
+        <w:rPr>
+          <w:rStyle w:val="FunctionTok"/>
+        </w:rPr>
+        <w:t xml:space="preserve">summary</w:t>
+      </w:r>
+      <w:r>
+        <w:rPr>
+          <w:rStyle w:val="NormalTok"/>
+        </w:rPr>
+        <w:t xml:space="preserve">(model_d1)</w:t>
+      </w:r>
+    </w:p>
+    <w:p>
+      <w:pPr>
+        <w:pStyle w:val="SourceCode"/>
+      </w:pPr>
+      <w:r>
+        <w:br/>
+      </w:r>
+      <w:r>
+        <w:rPr>
+          <w:rStyle w:val="VerbatimChar"/>
+        </w:rPr>
+        <w:t xml:space="preserve">Call:</w:t>
+      </w:r>
+      <w:r>
+        <w:br/>
+      </w:r>
+      <w:r>
+        <w:rPr>
+          <w:rStyle w:val="VerbatimChar"/>
+        </w:rPr>
+        <w:t xml:space="preserve">lm(formula = MORT ~ high_income, data = df)</w:t>
+      </w:r>
+      <w:r>
+        <w:br/>
+      </w:r>
+      <w:r>
+        <w:br/>
+      </w:r>
+      <w:r>
+        <w:rPr>
+          <w:rStyle w:val="VerbatimChar"/>
+        </w:rPr>
+        <w:t xml:space="preserve">Residuals:</w:t>
+      </w:r>
+      <w:r>
+        <w:br/>
+      </w:r>
+      <w:r>
+        <w:rPr>
+          <w:rStyle w:val="VerbatimChar"/>
+        </w:rPr>
+        <w:t xml:space="preserve">    Min      1Q  Median      3Q     Max </w:t>
+      </w:r>
+      <w:r>
+        <w:br/>
+      </w:r>
+      <w:r>
+        <w:rPr>
+          <w:rStyle w:val="VerbatimChar"/>
+        </w:rPr>
+        <w:t xml:space="preserve">-452.55  -51.31   17.45   81.89  271.75 </w:t>
+      </w:r>
+      <w:r>
+        <w:br/>
+      </w:r>
+      <w:r>
+        <w:br/>
+      </w:r>
+      <w:r>
+        <w:rPr>
+          <w:rStyle w:val="VerbatimChar"/>
+        </w:rPr>
+        <w:t xml:space="preserve">Coefficients:</w:t>
+      </w:r>
+      <w:r>
+        <w:br/>
+      </w:r>
+      <w:r>
+        <w:rPr>
+          <w:rStyle w:val="VerbatimChar"/>
+        </w:rPr>
+        <w:t xml:space="preserve">            Estimate Std. Error t value Pr(&gt;|t|)    </w:t>
+      </w:r>
+      <w:r>
+        <w:br/>
+      </w:r>
+      <w:r>
+        <w:rPr>
+          <w:rStyle w:val="VerbatimChar"/>
+        </w:rPr>
+        <w:t xml:space="preserve">(Intercept)   860.56      26.80  32.115   &lt;2e-16 ***</w:t>
+      </w:r>
+      <w:r>
+        <w:br/>
+      </w:r>
+      <w:r>
+        <w:rPr>
+          <w:rStyle w:val="VerbatimChar"/>
+        </w:rPr>
+        <w:t xml:space="preserve">high_income   -11.81      39.06  -0.302    0.764    </w:t>
+      </w:r>
+      <w:r>
+        <w:br/>
+      </w:r>
+      <w:r>
+        <w:rPr>
+          <w:rStyle w:val="VerbatimChar"/>
+        </w:rPr>
+        <w:t xml:space="preserve">---</w:t>
+      </w:r>
+      <w:r>
+        <w:br/>
+      </w:r>
+      <w:r>
+        <w:rPr>
+          <w:rStyle w:val="VerbatimChar"/>
+        </w:rPr>
+        <w:t xml:space="preserve">Signif. codes:  0 '***' 0.001 '**' 0.01 '*' 0.05 '.' 0.1 ' ' 1</w:t>
+      </w:r>
+      <w:r>
+        <w:br/>
+      </w:r>
+      <w:r>
+        <w:br/>
+      </w:r>
+      <w:r>
+        <w:rPr>
+          <w:rStyle w:val="VerbatimChar"/>
+        </w:rPr>
+        <w:t xml:space="preserve">Residual standard error: 139.2 on 49 degrees of freedom</w:t>
+      </w:r>
+      <w:r>
+        <w:br/>
+      </w:r>
+      <w:r>
+        <w:rPr>
+          <w:rStyle w:val="VerbatimChar"/>
+        </w:rPr>
+        <w:t xml:space="preserve">Multiple R-squared:  0.001862,  Adjusted R-squared:  -0.01851 </w:t>
+      </w:r>
+      <w:r>
+        <w:br/>
+      </w:r>
+      <w:r>
+        <w:rPr>
+          <w:rStyle w:val="VerbatimChar"/>
+        </w:rPr>
+        <w:t xml:space="preserve">F-statistic: 0.09139 on 1 and 49 DF,  p-value: 0.7637</w:t>
+      </w:r>
+    </w:p>
+    <w:p>
+      <w:pPr>
+        <w:pStyle w:val="FirstParagraph"/>
+      </w:pPr>
+      <w:r>
+        <w:t xml:space="preserve">We can see that a higher income than the mean will lead to a lower mortality. But this is insignificant as seen p the p-value being higher than the significance level of 0,05. With our significance level of 76% there is a large chance that the relationship between the dummy variable and income occurred by chance. We can therefore not conclude that the income threshold as an effect on the dependent variable. We therefore must add control variables to conclude if that it is income alone that drives the lower mortality, or if its other factors that tend to occur in high income states. The control variables we want to have a look at is proportion of population over 65 (AGED), poverty (POV) and per-capita health expenditure by state (HEXC).</w:t>
+      </w:r>
+    </w:p>
+    <w:p>
+      <w:pPr>
+        <w:pStyle w:val="SourceCode"/>
+      </w:pPr>
+      <w:r>
+        <w:rPr>
+          <w:rStyle w:val="CommentTok"/>
+        </w:rPr>
+        <w:t xml:space="preserve"># Model 2 : income dummy variables + controls</w:t>
+      </w:r>
+      <w:r>
+        <w:br/>
+      </w:r>
+      <w:r>
+        <w:rPr>
+          <w:rStyle w:val="NormalTok"/>
+        </w:rPr>
+        <w:t xml:space="preserve">model_d2 </w:t>
+      </w:r>
+      <w:r>
+        <w:rPr>
+          <w:rStyle w:val="OtherTok"/>
+        </w:rPr>
+        <w:t xml:space="preserve">&lt;-</w:t>
+      </w:r>
+      <w:r>
+        <w:rPr>
+          <w:rStyle w:val="NormalTok"/>
+        </w:rPr>
+        <w:t xml:space="preserve"> </w:t>
+      </w:r>
+      <w:r>
+        <w:rPr>
+          <w:rStyle w:val="FunctionTok"/>
+        </w:rPr>
+        <w:t xml:space="preserve">lm</w:t>
+      </w:r>
+      <w:r>
+        <w:rPr>
+          <w:rStyle w:val="NormalTok"/>
+        </w:rPr>
+        <w:t xml:space="preserve">(MORT </w:t>
+      </w:r>
+      <w:r>
+        <w:rPr>
+          <w:rStyle w:val="SpecialCharTok"/>
+        </w:rPr>
+        <w:t xml:space="preserve">~</w:t>
+      </w:r>
+      <w:r>
+        <w:rPr>
+          <w:rStyle w:val="NormalTok"/>
+        </w:rPr>
+        <w:t xml:space="preserve"> high_income </w:t>
+      </w:r>
+      <w:r>
+        <w:rPr>
+          <w:rStyle w:val="SpecialCharTok"/>
+        </w:rPr>
+        <w:t xml:space="preserve">+</w:t>
+      </w:r>
+      <w:r>
+        <w:rPr>
+          <w:rStyle w:val="NormalTok"/>
+        </w:rPr>
+        <w:t xml:space="preserve"> AGED </w:t>
+      </w:r>
+      <w:r>
+        <w:rPr>
+          <w:rStyle w:val="SpecialCharTok"/>
+        </w:rPr>
+        <w:t xml:space="preserve">+</w:t>
+      </w:r>
+      <w:r>
+        <w:rPr>
+          <w:rStyle w:val="NormalTok"/>
+        </w:rPr>
+        <w:t xml:space="preserve"> POV </w:t>
+      </w:r>
+      <w:r>
+        <w:rPr>
+          <w:rStyle w:val="SpecialCharTok"/>
+        </w:rPr>
+        <w:t xml:space="preserve">+</w:t>
+      </w:r>
+      <w:r>
+        <w:rPr>
+          <w:rStyle w:val="NormalTok"/>
+        </w:rPr>
+        <w:t xml:space="preserve"> HEXC, </w:t>
+      </w:r>
+      <w:r>
+        <w:rPr>
+          <w:rStyle w:val="AttributeTok"/>
+        </w:rPr>
+        <w:t xml:space="preserve">data =</w:t>
+      </w:r>
+      <w:r>
+        <w:rPr>
+          <w:rStyle w:val="NormalTok"/>
+        </w:rPr>
+        <w:t xml:space="preserve"> df)</w:t>
+      </w:r>
+      <w:r>
+        <w:br/>
+      </w:r>
+      <w:r>
+        <w:rPr>
+          <w:rStyle w:val="FunctionTok"/>
+        </w:rPr>
+        <w:t xml:space="preserve">summary</w:t>
+      </w:r>
+      <w:r>
+        <w:rPr>
+          <w:rStyle w:val="NormalTok"/>
+        </w:rPr>
+        <w:t xml:space="preserve">(model_d2)</w:t>
+      </w:r>
+    </w:p>
+    <w:p>
+      <w:pPr>
+        <w:pStyle w:val="SourceCode"/>
+      </w:pPr>
+      <w:r>
+        <w:br/>
+      </w:r>
+      <w:r>
+        <w:rPr>
+          <w:rStyle w:val="VerbatimChar"/>
+        </w:rPr>
+        <w:t xml:space="preserve">Call:</w:t>
+      </w:r>
+      <w:r>
+        <w:br/>
+      </w:r>
+      <w:r>
+        <w:rPr>
+          <w:rStyle w:val="VerbatimChar"/>
+        </w:rPr>
+        <w:t xml:space="preserve">lm(formula = MORT ~ high_income + AGED + POV + HEXC, data = df)</w:t>
+      </w:r>
+      <w:r>
+        <w:br/>
+      </w:r>
+      <w:r>
+        <w:br/>
+      </w:r>
+      <w:r>
+        <w:rPr>
+          <w:rStyle w:val="VerbatimChar"/>
+        </w:rPr>
+        <w:t xml:space="preserve">Residuals:</w:t>
+      </w:r>
+      <w:r>
+        <w:br/>
+      </w:r>
+      <w:r>
+        <w:rPr>
+          <w:rStyle w:val="VerbatimChar"/>
+        </w:rPr>
+        <w:t xml:space="preserve">     Min       1Q   Median       3Q      Max </w:t>
+      </w:r>
+      <w:r>
+        <w:br/>
+      </w:r>
+      <w:r>
+        <w:rPr>
+          <w:rStyle w:val="VerbatimChar"/>
+        </w:rPr>
+        <w:t xml:space="preserve">-159.551  -27.342    4.225   37.510   75.665 </w:t>
+      </w:r>
+      <w:r>
+        <w:br/>
+      </w:r>
+      <w:r>
+        <w:br/>
+      </w:r>
+      <w:r>
+        <w:rPr>
+          <w:rStyle w:val="VerbatimChar"/>
+        </w:rPr>
+        <w:t xml:space="preserve">Coefficients:</w:t>
+      </w:r>
+      <w:r>
+        <w:br/>
+      </w:r>
+      <w:r>
+        <w:rPr>
+          <w:rStyle w:val="VerbatimChar"/>
+        </w:rPr>
+        <w:t xml:space="preserve">              Estimate Std. Error t value Pr(&gt;|t|)    </w:t>
+      </w:r>
+      <w:r>
+        <w:br/>
+      </w:r>
+      <w:r>
+        <w:rPr>
+          <w:rStyle w:val="VerbatimChar"/>
+        </w:rPr>
+        <w:t xml:space="preserve">(Intercept)   -6.96620   56.06795  -0.124 0.901662    </w:t>
+      </w:r>
+      <w:r>
+        <w:br/>
+      </w:r>
+      <w:r>
+        <w:rPr>
+          <w:rStyle w:val="VerbatimChar"/>
+        </w:rPr>
+        <w:t xml:space="preserve">high_income   -7.53877   19.53580  -0.386 0.701353    </w:t>
+      </w:r>
+      <w:r>
+        <w:br/>
+      </w:r>
+      <w:r>
+        <w:rPr>
+          <w:rStyle w:val="VerbatimChar"/>
+        </w:rPr>
+        <w:t xml:space="preserve">AGED        5076.88078  362.79528  13.994  &lt; 2e-16 ***</w:t>
+      </w:r>
+      <w:r>
+        <w:br/>
+      </w:r>
+      <w:r>
+        <w:rPr>
+          <w:rStyle w:val="VerbatimChar"/>
+        </w:rPr>
+        <w:t xml:space="preserve">POV          778.02780  247.35743   3.145 0.002906 ** </w:t>
+      </w:r>
+      <w:r>
+        <w:br/>
+      </w:r>
+      <w:r>
+        <w:rPr>
+          <w:rStyle w:val="VerbatimChar"/>
+        </w:rPr>
+        <w:t xml:space="preserve">HEXC           0.09378    0.02323   4.037 0.000203 ***</w:t>
+      </w:r>
+      <w:r>
+        <w:br/>
+      </w:r>
+      <w:r>
+        <w:rPr>
+          <w:rStyle w:val="VerbatimChar"/>
+        </w:rPr>
+        <w:t xml:space="preserve">---</w:t>
+      </w:r>
+      <w:r>
+        <w:br/>
+      </w:r>
+      <w:r>
+        <w:rPr>
+          <w:rStyle w:val="VerbatimChar"/>
+        </w:rPr>
+        <w:t xml:space="preserve">Signif. codes:  0 '***' 0.001 '**' 0.01 '*' 0.05 '.' 0.1 ' ' 1</w:t>
+      </w:r>
+      <w:r>
+        <w:br/>
+      </w:r>
+      <w:r>
+        <w:br/>
+      </w:r>
+      <w:r>
+        <w:rPr>
+          <w:rStyle w:val="VerbatimChar"/>
+        </w:rPr>
+        <w:t xml:space="preserve">Residual standard error: 53.38 on 46 degrees of freedom</w:t>
+      </w:r>
+      <w:r>
+        <w:br/>
+      </w:r>
+      <w:r>
+        <w:rPr>
+          <w:rStyle w:val="VerbatimChar"/>
+        </w:rPr>
+        <w:t xml:space="preserve">Multiple R-squared:  0.8623,    Adjusted R-squared:  0.8503 </w:t>
+      </w:r>
+      <w:r>
+        <w:br/>
+      </w:r>
+      <w:r>
+        <w:rPr>
+          <w:rStyle w:val="VerbatimChar"/>
+        </w:rPr>
+        <w:t xml:space="preserve">F-statistic: 72.01 on 4 and 46 DF,  p-value: &lt; 2.2e-16</w:t>
+      </w:r>
+    </w:p>
+    <w:p>
+      <w:pPr>
+        <w:pStyle w:val="FirstParagraph"/>
+      </w:pPr>
+      <w:r>
+        <w:t xml:space="preserve">We can directly see that it these variables that have the biggest impact on mortality. With the control variables we can now account for 86% of the variation of the model. The model flags our dummy variable, since it’s having the biggest p-value for a non-constant.  We can therefore see that an income threshold doesn’t have an significant effect on mortality. The other control variables do though, where age has the biggest effect. We wanted to have a further look at it and found that 76% of the variation is explained by age alone.</w:t>
+      </w:r>
+    </w:p>
+    <w:p>
+      <w:pPr>
+        <w:pStyle w:val="SourceCode"/>
+      </w:pPr>
+      <w:r>
+        <w:rPr>
+          <w:rStyle w:val="CommentTok"/>
+        </w:rPr>
+        <w:t xml:space="preserve"># Model 3: Aged Alone</w:t>
+      </w:r>
+      <w:r>
+        <w:br/>
+      </w:r>
+      <w:r>
+        <w:rPr>
+          <w:rStyle w:val="NormalTok"/>
+        </w:rPr>
+        <w:t xml:space="preserve">model_aged </w:t>
+      </w:r>
+      <w:r>
+        <w:rPr>
+          <w:rStyle w:val="OtherTok"/>
+        </w:rPr>
+        <w:t xml:space="preserve">&lt;-</w:t>
+      </w:r>
+      <w:r>
+        <w:rPr>
+          <w:rStyle w:val="NormalTok"/>
+        </w:rPr>
+        <w:t xml:space="preserve"> </w:t>
+      </w:r>
+      <w:r>
+        <w:rPr>
+          <w:rStyle w:val="FunctionTok"/>
+        </w:rPr>
+        <w:t xml:space="preserve">lm</w:t>
+      </w:r>
+      <w:r>
+        <w:rPr>
+          <w:rStyle w:val="NormalTok"/>
+        </w:rPr>
+        <w:t xml:space="preserve">(MORT </w:t>
+      </w:r>
+      <w:r>
+        <w:rPr>
+          <w:rStyle w:val="SpecialCharTok"/>
+        </w:rPr>
+        <w:t xml:space="preserve">~</w:t>
+      </w:r>
+      <w:r>
+        <w:rPr>
+          <w:rStyle w:val="NormalTok"/>
+        </w:rPr>
+        <w:t xml:space="preserve"> AGED, </w:t>
+      </w:r>
+      <w:r>
+        <w:rPr>
+          <w:rStyle w:val="AttributeTok"/>
+        </w:rPr>
+        <w:t xml:space="preserve">data =</w:t>
+      </w:r>
+      <w:r>
+        <w:rPr>
+          <w:rStyle w:val="NormalTok"/>
+        </w:rPr>
+        <w:t xml:space="preserve"> df)</w:t>
+      </w:r>
+      <w:r>
+        <w:br/>
+      </w:r>
+      <w:r>
+        <w:rPr>
+          <w:rStyle w:val="FunctionTok"/>
+        </w:rPr>
+        <w:t xml:space="preserve">summary</w:t>
+      </w:r>
+      <w:r>
+        <w:rPr>
+          <w:rStyle w:val="NormalTok"/>
+        </w:rPr>
+        <w:t xml:space="preserve">(model_aged)</w:t>
+      </w:r>
+    </w:p>
+    <w:p>
+      <w:pPr>
+        <w:pStyle w:val="SourceCode"/>
+      </w:pPr>
+      <w:r>
+        <w:br/>
+      </w:r>
+      <w:r>
+        <w:rPr>
+          <w:rStyle w:val="VerbatimChar"/>
+        </w:rPr>
+        <w:t xml:space="preserve">Call:</w:t>
+      </w:r>
+      <w:r>
+        <w:br/>
+      </w:r>
+      <w:r>
+        <w:rPr>
+          <w:rStyle w:val="VerbatimChar"/>
+        </w:rPr>
+        <w:t xml:space="preserve">lm(formula = MORT ~ AGED, data = df)</w:t>
+      </w:r>
+      <w:r>
+        <w:br/>
+      </w:r>
+      <w:r>
+        <w:br/>
+      </w:r>
+      <w:r>
+        <w:rPr>
+          <w:rStyle w:val="VerbatimChar"/>
+        </w:rPr>
+        <w:t xml:space="preserve">Residuals:</w:t>
+      </w:r>
+      <w:r>
+        <w:br/>
+      </w:r>
+      <w:r>
+        <w:rPr>
+          <w:rStyle w:val="VerbatimChar"/>
+        </w:rPr>
+        <w:t xml:space="preserve">    Min      1Q  Median      3Q     Max </w:t>
+      </w:r>
+      <w:r>
+        <w:br/>
+      </w:r>
+      <w:r>
+        <w:rPr>
+          <w:rStyle w:val="VerbatimChar"/>
+        </w:rPr>
+        <w:t xml:space="preserve">-178.56  -45.52   10.95   41.49  249.07 </w:t>
+      </w:r>
+      <w:r>
+        <w:br/>
+      </w:r>
+      <w:r>
+        <w:br/>
+      </w:r>
+      <w:r>
+        <w:rPr>
+          <w:rStyle w:val="VerbatimChar"/>
+        </w:rPr>
+        <w:t xml:space="preserve">Coefficients:</w:t>
+      </w:r>
+      <w:r>
+        <w:br/>
+      </w:r>
+      <w:r>
+        <w:rPr>
+          <w:rStyle w:val="VerbatimChar"/>
+        </w:rPr>
+        <w:t xml:space="preserve">            Estimate Std. Error t value Pr(&gt;|t|)    </w:t>
+      </w:r>
+      <w:r>
+        <w:br/>
+      </w:r>
+      <w:r>
+        <w:rPr>
+          <w:rStyle w:val="VerbatimChar"/>
+        </w:rPr>
+        <w:t xml:space="preserve">(Intercept)   194.75      53.91   3.612 0.000714 ***</w:t>
+      </w:r>
+      <w:r>
+        <w:br/>
+      </w:r>
+      <w:r>
+        <w:rPr>
+          <w:rStyle w:val="VerbatimChar"/>
+        </w:rPr>
+        <w:t xml:space="preserve">AGED         5546.56     445.73  12.444  &lt; 2e-16 ***</w:t>
+      </w:r>
+      <w:r>
+        <w:br/>
+      </w:r>
+      <w:r>
+        <w:rPr>
+          <w:rStyle w:val="VerbatimChar"/>
+        </w:rPr>
+        <w:t xml:space="preserve">---</w:t>
+      </w:r>
+      <w:r>
+        <w:br/>
+      </w:r>
+      <w:r>
+        <w:rPr>
+          <w:rStyle w:val="VerbatimChar"/>
+        </w:rPr>
+        <w:t xml:space="preserve">Signif. codes:  0 '***' 0.001 '**' 0.01 '*' 0.05 '.' 0.1 ' ' 1</w:t>
+      </w:r>
+      <w:r>
+        <w:br/>
+      </w:r>
+      <w:r>
+        <w:br/>
+      </w:r>
+      <w:r>
+        <w:rPr>
+          <w:rStyle w:val="VerbatimChar"/>
+        </w:rPr>
+        <w:t xml:space="preserve">Residual standard error: 68.33 on 49 degrees of freedom</w:t>
+      </w:r>
+      <w:r>
+        <w:br/>
+      </w:r>
+      <w:r>
+        <w:rPr>
+          <w:rStyle w:val="VerbatimChar"/>
+        </w:rPr>
+        <w:t xml:space="preserve">Multiple R-squared:  0.7596,    Adjusted R-squared:  0.7547 </w:t>
+      </w:r>
+      <w:r>
+        <w:br/>
+      </w:r>
+      <w:r>
+        <w:rPr>
+          <w:rStyle w:val="VerbatimChar"/>
+        </w:rPr>
+        <w:t xml:space="preserve">F-statistic: 154.8 on 1 and 49 DF,  p-value: &lt; 2.2e-16</w:t>
+      </w:r>
+    </w:p>
+    <w:p>
+      <w:pPr>
+        <w:pStyle w:val="FirstParagraph"/>
+      </w:pPr>
+      <w:r>
+        <w:t xml:space="preserve">This is quite ordinary, due to most death reporting’s in this health groups being from age-related diseases.</w:t>
+      </w:r>
+      <w:r>
+        <w:t xml:space="preserve"> </w:t>
+      </w:r>
+      <w:p>
+        <w:r>
+          <w:br w:type="page"/>
+        </w:r>
+      </w:p>
+    </w:p>
+    <w:p>
+      <w:pPr>
         <w:pStyle w:val="BodyText"/>
+      </w:pPr>
+      <w:r>
+        <w:rPr>
+          <w:b/>
+          <w:bCs/>
+        </w:rPr>
+        <w:t xml:space="preserve">b)</w:t>
+      </w:r>
+      <w:r>
+        <w:t xml:space="preserve"> </w:t>
+      </w:r>
+      <w:r>
+        <w:t xml:space="preserve">The dummy variable was constructed to test whether states with income above the sample mean have systematically different mortality rates compared to states with income below the mean. The threshold was set at the mean income level of 13 249,2. The dummy variable therefore takes the value 1 for states with income above the mean and 0 otherwise. The regression results indicate that the coefficient for the income dummy variable is not statistically significant. The p-value associated with the dummy variable is higher than the 5% significance level, meaning that we fail to reject the null hypothesis that the dummy coefficient is equal to zero. This implies that there is no statistical evidence that states with income above the mean, when the dummy variable is considered on its own. When additional control variable is included in the model, such as the share of the population over 65 years (AGED), poverty rates (POV), and per-capita healthcare expenditure (HEXC), the explanatory power of the model increases substantially. The R-squared rises to approximately 0.86, indicating that these variables collectively explain a large portion of the variation in mortality across states. However, even after controlling for these factors, the income dummy variable remains statistically insignificant.</w:t>
+      </w:r>
+    </w:p>
+    <w:p>
+      <w:pPr>
+        <w:pStyle w:val="BodyText"/>
+      </w:pPr>
+      <w:r>
+        <w:t xml:space="preserve">This suggests that the observed differences in mortality rates between stats are not primarily driven by whether income is above or below the mean threshold. Instead, demographic factors, particularly the proportion of elderly individuals in the population, appear to play a much more important role. Age structure has the strongest impact on mortality rates, which is consistent with the fact that mortality naturally increases with age. To test this, we made a new dummy variable were wanted to how much of the model is explained by an age. We therefore made a dummy variable where the threshold is an age above the median. With this dummy variable we found that 40% of the model is explained by the dummy variable.</w:t>
+      </w:r>
+    </w:p>
+    <w:p>
+      <w:pPr>
+        <w:pStyle w:val="SourceCode"/>
+      </w:pPr>
+      <w:r>
+        <w:rPr>
+          <w:rStyle w:val="NormalTok"/>
+        </w:rPr>
+        <w:t xml:space="preserve">df</w:t>
+      </w:r>
+      <w:r>
+        <w:rPr>
+          <w:rStyle w:val="SpecialCharTok"/>
+        </w:rPr>
+        <w:t xml:space="preserve">$</w:t>
+      </w:r>
+      <w:r>
+        <w:rPr>
+          <w:rStyle w:val="NormalTok"/>
+        </w:rPr>
+        <w:t xml:space="preserve">high_age </w:t>
+      </w:r>
+      <w:r>
+        <w:rPr>
+          <w:rStyle w:val="OtherTok"/>
+        </w:rPr>
+        <w:t xml:space="preserve">&lt;-</w:t>
+      </w:r>
+      <w:r>
+        <w:rPr>
+          <w:rStyle w:val="NormalTok"/>
+        </w:rPr>
+        <w:t xml:space="preserve"> </w:t>
+      </w:r>
+      <w:r>
+        <w:rPr>
+          <w:rStyle w:val="FunctionTok"/>
+        </w:rPr>
+        <w:t xml:space="preserve">ifelse</w:t>
+      </w:r>
+      <w:r>
+        <w:rPr>
+          <w:rStyle w:val="NormalTok"/>
+        </w:rPr>
+        <w:t xml:space="preserve">(df</w:t>
+      </w:r>
+      <w:r>
+        <w:rPr>
+          <w:rStyle w:val="SpecialCharTok"/>
+        </w:rPr>
+        <w:t xml:space="preserve">$</w:t>
+      </w:r>
+      <w:r>
+        <w:rPr>
+          <w:rStyle w:val="NormalTok"/>
+        </w:rPr>
+        <w:t xml:space="preserve">AGED </w:t>
+      </w:r>
+      <w:r>
+        <w:rPr>
+          <w:rStyle w:val="SpecialCharTok"/>
+        </w:rPr>
+        <w:t xml:space="preserve">&gt;</w:t>
+      </w:r>
+      <w:r>
+        <w:rPr>
+          <w:rStyle w:val="NormalTok"/>
+        </w:rPr>
+        <w:t xml:space="preserve"> </w:t>
+      </w:r>
+      <w:r>
+        <w:rPr>
+          <w:rStyle w:val="FunctionTok"/>
+        </w:rPr>
+        <w:t xml:space="preserve">median</w:t>
+      </w:r>
+      <w:r>
+        <w:rPr>
+          <w:rStyle w:val="NormalTok"/>
+        </w:rPr>
+        <w:t xml:space="preserve">(df</w:t>
+      </w:r>
+      <w:r>
+        <w:rPr>
+          <w:rStyle w:val="SpecialCharTok"/>
+        </w:rPr>
+        <w:t xml:space="preserve">$</w:t>
+      </w:r>
+      <w:r>
+        <w:rPr>
+          <w:rStyle w:val="NormalTok"/>
+        </w:rPr>
+        <w:t xml:space="preserve">AGED), </w:t>
+      </w:r>
+      <w:r>
+        <w:rPr>
+          <w:rStyle w:val="DecValTok"/>
+        </w:rPr>
+        <w:t xml:space="preserve">1</w:t>
+      </w:r>
+      <w:r>
+        <w:rPr>
+          <w:rStyle w:val="NormalTok"/>
+        </w:rPr>
+        <w:t xml:space="preserve">, </w:t>
+      </w:r>
+      <w:r>
+        <w:rPr>
+          <w:rStyle w:val="DecValTok"/>
+        </w:rPr>
+        <w:t xml:space="preserve">0</w:t>
+      </w:r>
+      <w:r>
+        <w:rPr>
+          <w:rStyle w:val="NormalTok"/>
+        </w:rPr>
+        <w:t xml:space="preserve">)</w:t>
+      </w:r>
+      <w:r>
+        <w:br/>
+      </w:r>
+      <w:r>
+        <w:rPr>
+          <w:rStyle w:val="NormalTok"/>
+        </w:rPr>
+        <w:t xml:space="preserve">model_d3 </w:t>
+      </w:r>
+      <w:r>
+        <w:rPr>
+          <w:rStyle w:val="OtherTok"/>
+        </w:rPr>
+        <w:t xml:space="preserve">&lt;-</w:t>
+      </w:r>
+      <w:r>
+        <w:rPr>
+          <w:rStyle w:val="NormalTok"/>
+        </w:rPr>
+        <w:t xml:space="preserve"> </w:t>
+      </w:r>
+      <w:r>
+        <w:rPr>
+          <w:rStyle w:val="FunctionTok"/>
+        </w:rPr>
+        <w:t xml:space="preserve">lm</w:t>
+      </w:r>
+      <w:r>
+        <w:rPr>
+          <w:rStyle w:val="NormalTok"/>
+        </w:rPr>
+        <w:t xml:space="preserve">(MORT </w:t>
+      </w:r>
+      <w:r>
+        <w:rPr>
+          <w:rStyle w:val="SpecialCharTok"/>
+        </w:rPr>
+        <w:t xml:space="preserve">~</w:t>
+      </w:r>
+      <w:r>
+        <w:rPr>
+          <w:rStyle w:val="NormalTok"/>
+        </w:rPr>
+        <w:t xml:space="preserve"> high_age, </w:t>
+      </w:r>
+      <w:r>
+        <w:rPr>
+          <w:rStyle w:val="AttributeTok"/>
+        </w:rPr>
+        <w:t xml:space="preserve">data =</w:t>
+      </w:r>
+      <w:r>
+        <w:rPr>
+          <w:rStyle w:val="NormalTok"/>
+        </w:rPr>
+        <w:t xml:space="preserve"> df)</w:t>
+      </w:r>
+      <w:r>
+        <w:br/>
+      </w:r>
+      <w:r>
+        <w:rPr>
+          <w:rStyle w:val="FunctionTok"/>
+        </w:rPr>
+        <w:t xml:space="preserve">summary</w:t>
+      </w:r>
+      <w:r>
+        <w:rPr>
+          <w:rStyle w:val="NormalTok"/>
+        </w:rPr>
+        <w:t xml:space="preserve">(model_d3)</w:t>
+      </w:r>
+    </w:p>
+    <w:p>
+      <w:pPr>
+        <w:pStyle w:val="SourceCode"/>
+      </w:pPr>
+      <w:r>
+        <w:br/>
+      </w:r>
+      <w:r>
+        <w:rPr>
+          <w:rStyle w:val="VerbatimChar"/>
+        </w:rPr>
+        <w:t xml:space="preserve">Call:</w:t>
+      </w:r>
+      <w:r>
+        <w:br/>
+      </w:r>
+      <w:r>
+        <w:rPr>
+          <w:rStyle w:val="VerbatimChar"/>
+        </w:rPr>
+        <w:t xml:space="preserve">lm(formula = MORT ~ high_age, data = df)</w:t>
+      </w:r>
+      <w:r>
+        <w:br/>
+      </w:r>
+      <w:r>
+        <w:br/>
+      </w:r>
+      <w:r>
+        <w:rPr>
+          <w:rStyle w:val="VerbatimChar"/>
+        </w:rPr>
+        <w:t xml:space="preserve">Residuals:</w:t>
+      </w:r>
+      <w:r>
+        <w:br/>
+      </w:r>
+      <w:r>
+        <w:rPr>
+          <w:rStyle w:val="VerbatimChar"/>
+        </w:rPr>
+        <w:t xml:space="preserve">    Min      1Q  Median      3Q     Max </w:t>
+      </w:r>
+      <w:r>
+        <w:br/>
+      </w:r>
+      <w:r>
+        <w:rPr>
+          <w:rStyle w:val="VerbatimChar"/>
+        </w:rPr>
+        <w:t xml:space="preserve">-374.74  -50.74   12.97   69.01  178.07 </w:t>
+      </w:r>
+      <w:r>
+        <w:br/>
+      </w:r>
+      <w:r>
+        <w:br/>
+      </w:r>
+      <w:r>
+        <w:rPr>
+          <w:rStyle w:val="VerbatimChar"/>
+        </w:rPr>
+        <w:t xml:space="preserve">Coefficients:</w:t>
+      </w:r>
+      <w:r>
+        <w:br/>
+      </w:r>
+      <w:r>
+        <w:rPr>
+          <w:rStyle w:val="VerbatimChar"/>
+        </w:rPr>
+        <w:t xml:space="preserve">            Estimate Std. Error t value Pr(&gt;|t|)    </w:t>
+      </w:r>
+      <w:r>
+        <w:br/>
+      </w:r>
+      <w:r>
+        <w:rPr>
+          <w:rStyle w:val="VerbatimChar"/>
+        </w:rPr>
+        <w:t xml:space="preserve">(Intercept)   770.94      21.28  36.229  &lt; 2e-16 ***</w:t>
+      </w:r>
+      <w:r>
+        <w:br/>
+      </w:r>
+      <w:r>
+        <w:rPr>
+          <w:rStyle w:val="VerbatimChar"/>
+        </w:rPr>
+        <w:t xml:space="preserve">high_age      171.49      30.39   5.642 8.29e-07 ***</w:t>
+      </w:r>
+      <w:r>
+        <w:br/>
+      </w:r>
+      <w:r>
+        <w:rPr>
+          <w:rStyle w:val="VerbatimChar"/>
+        </w:rPr>
+        <w:t xml:space="preserve">---</w:t>
+      </w:r>
+      <w:r>
+        <w:br/>
+      </w:r>
+      <w:r>
+        <w:rPr>
+          <w:rStyle w:val="VerbatimChar"/>
+        </w:rPr>
+        <w:t xml:space="preserve">Signif. codes:  0 '***' 0.001 '**' 0.01 '*' 0.05 '.' 0.1 ' ' 1</w:t>
+      </w:r>
+      <w:r>
+        <w:br/>
+      </w:r>
+      <w:r>
+        <w:br/>
+      </w:r>
+      <w:r>
+        <w:rPr>
+          <w:rStyle w:val="VerbatimChar"/>
+        </w:rPr>
+        <w:t xml:space="preserve">Residual standard error: 108.5 on 49 degrees of freedom</w:t>
+      </w:r>
+      <w:r>
+        <w:br/>
+      </w:r>
+      <w:r>
+        <w:rPr>
+          <w:rStyle w:val="VerbatimChar"/>
+        </w:rPr>
+        <w:t xml:space="preserve">Multiple R-squared:  0.3938,    Adjusted R-squared:  0.3815 </w:t>
+      </w:r>
+      <w:r>
+        <w:br/>
+      </w:r>
+      <w:r>
+        <w:rPr>
+          <w:rStyle w:val="VerbatimChar"/>
+        </w:rPr>
+        <w:t xml:space="preserve">F-statistic: 31.83 on 1 and 49 DF,  p-value: 8.286e-07</w:t>
+      </w:r>
+    </w:p>
+    <w:p>
+      <w:pPr>
+        <w:pStyle w:val="FirstParagraph"/>
+      </w:pPr>
+      <w:r>
+        <w:t xml:space="preserve">We can therefore see that aged is one of the major factors for explaining mortality.  We can also see that the states in with an age above the median has an higher mortality rate by 171.49, which provides further evidence for age being the major factor for explaining mortality. The P-value is also significant which provides evidence for that age being a factor in mortality.</w:t>
+      </w:r>
+    </w:p>
+    <w:p>
+      <w:pPr>
+        <w:pStyle w:val="BodyText"/>
+      </w:pPr>
+      <w:r>
+        <w:t xml:space="preserve">An interaction effect would be relevant if the relationship between income and mortality differed systematically between high- and low-income states. However, since the dummy variable itself was not statistically significant, adding an interaction term would further complicate the RQ without adding a meaningful explanation.  A fixed effect specification was therefore considered sufficient for the purpose of this analysis.</w:t>
+      </w:r>
+    </w:p>
+    <w:p>
+      <w:pPr>
+        <w:pStyle w:val="BodyText"/>
+      </w:pPr>
+      <w:r>
+        <w:t xml:space="preserve">In conclusion, the dummy variable analysis does not provide evidence that an income threshold effect exists in this dataset. Mortality differences across states are better explained by demographic and health-related variables rather than by a simple high-income versus low-income classification. We found evidence for this through the dummy variable created for age above the median.</w:t>
+      </w:r>
+      <w:r>
+        <w:t xml:space="preserve"> </w:t>
+      </w:r>
+      <w:p>
+        <w:r>
+          <w:br w:type="page"/>
+        </w:r>
+      </w:p>
+    </w:p>
+    <w:bookmarkEnd w:id="30"/>
+    <w:bookmarkStart w:id="31" w:name="model-selection-and-analysis"/>
+    <w:p>
+      <w:pPr>
+        <w:pStyle w:val="Heading1"/>
+      </w:pPr>
+      <w:r>
+        <w:t xml:space="preserve">5. Model selection and Analysis</w:t>
+      </w:r>
+    </w:p>
+    <w:p>
+      <w:pPr>
+        <w:pStyle w:val="FirstParagraph"/>
+      </w:pPr>
+      <w:r>
+        <w:rPr>
+          <w:b/>
+          <w:bCs/>
+        </w:rPr>
+        <w:t xml:space="preserve">a)</w:t>
+      </w:r>
+      <w:r>
+        <w:t xml:space="preserve"> </w:t>
+      </w:r>
+      <w:r>
+        <w:t xml:space="preserve">The different regression models can be used to predict mortality rates for given values of the explanatory variables. In the simple regression model, mortality is explained only by income (INCC). However, the results from this model show that income alone does not explain much of the variation in mortality across states. The R-squared is around 0.004, which means that the model explains almost none of the variation in the dependent variable. Because of this, predictions from the simple regression model are quite unreliable and the model does not give a very good explanation of mortality differences between states.</w:t>
+      </w:r>
+    </w:p>
+    <w:p>
+      <w:pPr>
+        <w:pStyle w:val="BodyText"/>
+      </w:pPr>
+      <w:r>
+        <w:t xml:space="preserve">In the multiple regression model, several additional variables were included in order to better explain mortality rates. The model includes income (INCC), the proportion of the population over 65 years (AGED), cigarette consumption (TOBC), and the proportion of the population with four or more years of college education (EDU2). By including these variables, the model considers both demographic factors and health-related behavior. This model has a much higher explanatory power, with an R-squared of 0.819, meaning that about 81.9% of the variation in mortality rates across states can be explained by the variables in the model. This also means that predictions from this model are more reliable compared to the simple regression.</w:t>
+      </w:r>
+    </w:p>
+    <w:p>
+      <w:pPr>
+        <w:pStyle w:val="BodyText"/>
+      </w:pPr>
+      <w:r>
+        <w:t xml:space="preserve">In the dummy variable model, states were divided into two groups depending on whether their income was above or below the sample mean. The idea was to test if there was some kind of threshold effect for income. However, the results show that the dummy variable is not statistically significant. This suggests that simply separating states into high-income and low-income groups does not explain mortality differences in a meaningful way.</w:t>
+      </w:r>
+      <w:r>
+        <w:t xml:space="preserve"> </w:t>
+      </w:r>
+      <w:p>
+        <w:r>
+          <w:br w:type="page"/>
+        </w:r>
+      </w:p>
+    </w:p>
+    <w:p>
+      <w:pPr>
+        <w:pStyle w:val="BodyText"/>
+      </w:pPr>
+      <w:r>
+        <w:rPr>
+          <w:b/>
+          <w:bCs/>
+        </w:rPr>
+        <w:t xml:space="preserve">b)</w:t>
+      </w:r>
+      <w:r>
+        <w:t xml:space="preserve"> </w:t>
+      </w:r>
+      <w:r>
+        <w:t xml:space="preserve">Based on the results from the analysis, the multiple regression model seems to be the most appropriate model for predicting mortality rates.</w:t>
+      </w:r>
+    </w:p>
+    <w:p>
+      <w:pPr>
+        <w:pStyle w:val="BodyText"/>
+      </w:pPr>
+      <w:r>
+        <w:t xml:space="preserve">The simple regression model performs poorly because it only includes income as an explanatory variable. Mortality is influenced by many different factors, and income alone is clearly not enough to explain the variation across states. We therefore have met the effect of omitted variable bias — this occurs when excluded variables, such as age distribution, smoking habits and education level, both affect mortality and are correlated with income. As a result, the coefficient on income absorbs the effect of these missing variables, which is also reflected in the very low R-squared value.</w:t>
+      </w:r>
+    </w:p>
+    <w:p>
+      <w:pPr>
+        <w:pStyle w:val="BodyText"/>
+      </w:pPr>
+      <w:r>
+        <w:t xml:space="preserve">The dummy variable model also does not perform as well as the multiple regression model. Even though it tries to capture differences between higher-income and lower-income states, the results show that the dummy variable is not statistically significant. This indicates that the threshold effect of income does not seem to play an important role in explaining mortality differences.</w:t>
+      </w:r>
+    </w:p>
+    <w:p>
+      <w:pPr>
+        <w:pStyle w:val="BodyText"/>
+      </w:pPr>
+      <w:r>
+        <w:t xml:space="preserve">The multiple regression model, on the other hand, includes several variables that are likely to influence mortality. In particular, the proportion of elderly people and cigarette consumption appear to have strong effects on mortality rates. The model also has a much higher R-squared value compared to the other models. Because of this, the multiple regression model provides a better and more realistic explanation of mortality differences across states.</w:t>
+      </w:r>
+    </w:p>
+    <w:p>
+      <w:pPr>
+        <w:pStyle w:val="BodyText"/>
+      </w:pPr>
+      <w:r>
+        <w:t xml:space="preserve">Overall, the multiple regression model seems to give the most reliable predictions and therefore it is the preferred model in this analysis.</w:t>
+      </w:r>
+    </w:p>
+    <w:bookmarkEnd w:id="31"/>
+    <w:bookmarkStart w:id="35" w:name="appendix"/>
+    <w:p>
+      <w:pPr>
+        <w:pStyle w:val="Heading1"/>
+      </w:pPr>
+      <w:r>
+        <w:t xml:space="preserve">Appendix</w:t>
+      </w:r>
+    </w:p>
+    <w:p>
+      <w:pPr>
+        <w:pStyle w:val="SourceCode"/>
+      </w:pPr>
+      <w:r>
+        <w:rPr>
+          <w:rStyle w:val="FunctionTok"/>
+        </w:rPr>
+        <w:t xml:space="preserve">source</w:t>
+      </w:r>
+      <w:r>
+        <w:rPr>
+          <w:rStyle w:val="NormalTok"/>
+        </w:rPr>
+        <w:t xml:space="preserve">(</w:t>
+      </w:r>
+      <w:r>
+        <w:rPr>
+          <w:rStyle w:val="StringTok"/>
+        </w:rPr>
+        <w:t xml:space="preserve">"Script/estm.R"</w:t>
+      </w:r>
+      <w:r>
+        <w:rPr>
+          <w:rStyle w:val="NormalTok"/>
+        </w:rPr>
+        <w:t xml:space="preserve">)</w:t>
+      </w:r>
+    </w:p>
+    <w:p>
+      <w:pPr>
+        <w:pStyle w:val="FirstParagraph"/>
       </w:pPr>
       <w:r>
         <w:drawing>
           <wp:inline>
-            <wp:extent cx="5334000" cy="2969867"/>
+            <wp:extent cx="5334000" cy="4267200"/>
             <wp:effectExtent b="0" l="0" r="0" t="0"/>
-            <wp:docPr descr="" title="" id="31" name="Picture"/>
+            <wp:docPr descr="" title="" id="33" name="Picture"/>
             <a:graphic>
               <a:graphicData uri="http://schemas.openxmlformats.org/drawingml/2006/picture">
                 <pic:pic>
                   <pic:nvPicPr>
-                    <pic:cNvPr descr="images/Bilde8.png" id="32" name="Picture"/>
+                    <pic:cNvPr descr="assignment_r_files/figure-docx/unnamed-chunk-13-1.png" id="34" name="Picture"/>
                     <pic:cNvPicPr>
                       <a:picLocks noChangeArrowheads="1" noChangeAspect="1"/>
                     </pic:cNvPicPr>
                   </pic:nvPicPr>
                   <pic:blipFill>
-                    <a:blip r:embed="rId30"/>
-                    <a:stretch>
-                      <a:fillRect/>
-                    </a:stretch>
-                  </pic:blipFill>
-                  <pic:spPr bwMode="auto">
-                    <a:xfrm>
-                      <a:off x="0" y="0"/>
-                      <a:ext cx="5334000" cy="2969867"/>
-                    </a:xfrm>
-                    <a:prstGeom prst="rect">
-                      <a:avLst/>
-                    </a:prstGeom>
-                    <a:noFill/>
-                    <a:ln w="9525">
-                      <a:noFill/>
-                      <a:headEnd/>
-                      <a:tailEnd/>
-                    </a:ln>
-                  </pic:spPr>
-                </pic:pic>
-              </a:graphicData>
-            </a:graphic>
-          </wp:inline>
-        </w:drawing>
-      </w:r>
-    </w:p>
-    <w:p>
-      <w:pPr>
-        <w:pStyle w:val="BodyText"/>
-      </w:pPr>
-      <w:r>
-        <w:t xml:space="preserve">We can see that a higher income than the mean will lead to a lower mortality. But this is insignificant as seen p the p-value being higher than the significance level of 0,05. With our significance level of 76% there is a large chance that the relationship between the dummy variable and income occurred by chance. We can therefore not conclude that the income threshold as an effect on the dependent variable. We therefore must add control variables to conclude if that it is income alone that drives the lower mortality, or if its other factors that tend to occur in high income states. The control variables we want to have a look at is proportion of population over 65 (AGED), poverty (POV) and per-capita health expenditure by state (HEXC).</w:t>
-      </w:r>
-    </w:p>
-    <w:p>
-      <w:pPr>
-        <w:pStyle w:val="BodyText"/>
-      </w:pPr>
-      <w:r>
-        <w:drawing>
-          <wp:inline>
-            <wp:extent cx="5334000" cy="2969867"/>
-            <wp:effectExtent b="0" l="0" r="0" t="0"/>
-            <wp:docPr descr="" title="" id="34" name="Picture"/>
-            <a:graphic>
-              <a:graphicData uri="http://schemas.openxmlformats.org/drawingml/2006/picture">
-                <pic:pic>
-                  <pic:nvPicPr>
-                    <pic:cNvPr descr="images/Bilde9.png" id="35" name="Picture"/>
-                    <pic:cNvPicPr>
-                      <a:picLocks noChangeArrowheads="1" noChangeAspect="1"/>
-                    </pic:cNvPicPr>
-                  </pic:nvPicPr>
-                  <pic:blipFill>
-                    <a:blip r:embed="rId33"/>
-                    <a:stretch>
-                      <a:fillRect/>
-                    </a:stretch>
-                  </pic:blipFill>
-                  <pic:spPr bwMode="auto">
-                    <a:xfrm>
-                      <a:off x="0" y="0"/>
-                      <a:ext cx="5334000" cy="2969867"/>
-                    </a:xfrm>
-                    <a:prstGeom prst="rect">
-                      <a:avLst/>
-                    </a:prstGeom>
-                    <a:noFill/>
-                    <a:ln w="9525">
-                      <a:noFill/>
-                      <a:headEnd/>
-                      <a:tailEnd/>
-                    </a:ln>
-                  </pic:spPr>
-                </pic:pic>
-              </a:graphicData>
-            </a:graphic>
-          </wp:inline>
-        </w:drawing>
-      </w:r>
-    </w:p>
-    <w:p>
-      <w:pPr>
-        <w:pStyle w:val="BodyText"/>
-      </w:pPr>
-      <w:r>
-        <w:t xml:space="preserve">We can directly see that it these variables that have the biggest impact on mortality. With the control variables we can now account for 86% of the variation of the model. The model flags our dummy variable, since it’s having the biggest p-value for a non-constant.  We can therefore see that an income threshold doesn’t have an significant effect on mortality. The other control variables do though, where age has the biggest effect. We wanted to have a further look at it and found that 76% of the variation is explained by age alone.</w:t>
-      </w:r>
-    </w:p>
-    <w:p>
-      <w:pPr>
-        <w:pStyle w:val="BodyText"/>
-      </w:pPr>
-      <w:r>
-        <w:drawing>
-          <wp:inline>
-            <wp:extent cx="4305300" cy="2396546"/>
-            <wp:effectExtent b="0" l="0" r="0" t="0"/>
-            <wp:docPr descr="" title="" id="37" name="Picture"/>
-            <a:graphic>
-              <a:graphicData uri="http://schemas.openxmlformats.org/drawingml/2006/picture">
-                <pic:pic>
-                  <pic:nvPicPr>
-                    <pic:cNvPr descr="images/Bilde10.png" id="38" name="Picture"/>
-                    <pic:cNvPicPr>
-                      <a:picLocks noChangeArrowheads="1" noChangeAspect="1"/>
-                    </pic:cNvPicPr>
-                  </pic:nvPicPr>
-                  <pic:blipFill>
-                    <a:blip r:embed="rId36"/>
-                    <a:stretch>
-                      <a:fillRect/>
-                    </a:stretch>
-                  </pic:blipFill>
-                  <pic:spPr bwMode="auto">
-                    <a:xfrm>
-                      <a:off x="0" y="0"/>
-                      <a:ext cx="4305300" cy="2396546"/>
-                    </a:xfrm>
-                    <a:prstGeom prst="rect">
-                      <a:avLst/>
-                    </a:prstGeom>
-                    <a:noFill/>
-                    <a:ln w="9525">
-                      <a:noFill/>
-                      <a:headEnd/>
-                      <a:tailEnd/>
-                    </a:ln>
-                  </pic:spPr>
-                </pic:pic>
-              </a:graphicData>
-            </a:graphic>
-          </wp:inline>
-        </w:drawing>
-      </w:r>
-    </w:p>
-    <w:p>
-      <w:pPr>
-        <w:pStyle w:val="BodyText"/>
-      </w:pPr>
-      <w:r>
-        <w:t xml:space="preserve">This is quite ordinary, due to most death reporting’s in this health groups being from age-related diseases.</w:t>
-      </w:r>
-      <w:r>
-        <w:t xml:space="preserve"> </w:t>
-      </w:r>
-      <w:p>
-        <w:r>
-          <w:br w:type="page"/>
-        </w:r>
-      </w:p>
-    </w:p>
-    <w:p>
-      <w:pPr>
-        <w:pStyle w:val="BodyText"/>
-      </w:pPr>
-      <w:r>
-        <w:rPr>
-          <w:b/>
-          <w:bCs/>
-        </w:rPr>
-        <w:t xml:space="preserve">b)</w:t>
-      </w:r>
-      <w:r>
-        <w:t xml:space="preserve"> </w:t>
-      </w:r>
-      <w:r>
-        <w:t xml:space="preserve">The dummy variable was constructed to test whether states with income above the sample mean have systematically different mortality rates compared to states with income below the mean. The threshold was set at the mean income level of 13 249,2. The dummy variable therefore takes the value 1 for states with income above the mean and 0 otherwise. The regression results indicate that the coefficient for the income dummy variable is not statistically significant. The p-value associated with the dummy variable is higher than the 5% significance level, meaning that we fail to reject the null hypothesis that the dummy coefficient is equal to zero. This implies that there is no statistical evidence that states with income above the mean, when the dummy variable is considered on its own. When additional control variable is included in the model, such as the share of the population over 65 years (AGED), poverty rates (POV), and per-capita healthcare expenditure (HEXC), the explanatory power of the model increases substantially. The R-squared rises to approximately 0.86, indicating that these variables collectively explain a large portion of the variation in mortality across states. However, even after controlling for these factors, the income dummy variable remains statistically insignificant.</w:t>
-      </w:r>
-    </w:p>
-    <w:p>
-      <w:pPr>
-        <w:pStyle w:val="BodyText"/>
-      </w:pPr>
-      <w:r>
-        <w:t xml:space="preserve">This suggests that the observed differences in mortality rates between stats are not primarily driven by whether income is above or below the mean threshold. Instead, demographic factors, particularly the proportion of elderly individuals in the population, appear to play a much more important role. Age structure has the strongest impact on mortality rates, which is consistent with the fact that mortality naturally increases with age. To test this, we made a new dummy variable were wanted to how much of the model is explained by an age. We therefore made a dummy variable where the threshold is an age above the median. With this dummy variable we found that 40% of the model is explained by the dummy variable.</w:t>
-      </w:r>
-    </w:p>
-    <w:p>
-      <w:pPr>
-        <w:pStyle w:val="BodyText"/>
-      </w:pPr>
-      <w:r>
-        <w:t xml:space="preserve">&lt;–</w:t>
-      </w:r>
-      <w:r>
-        <w:drawing>
-          <wp:inline>
-            <wp:extent cx="2705100" cy="1327199"/>
-            <wp:effectExtent b="0" l="0" r="0" t="0"/>
-            <wp:docPr descr="" title="" id="40" name="Picture"/>
-            <a:graphic>
-              <a:graphicData uri="http://schemas.openxmlformats.org/drawingml/2006/picture">
-                <pic:pic>
-                  <pic:nvPicPr>
-                    <pic:cNvPr descr="images/Bilde11.png" id="41" name="Picture"/>
-                    <pic:cNvPicPr>
-                      <a:picLocks noChangeArrowheads="1" noChangeAspect="1"/>
-                    </pic:cNvPicPr>
-                  </pic:nvPicPr>
-                  <pic:blipFill>
-                    <a:blip r:embed="rId39"/>
-                    <a:stretch>
-                      <a:fillRect/>
-                    </a:stretch>
-                  </pic:blipFill>
-                  <pic:spPr bwMode="auto">
-                    <a:xfrm>
-                      <a:off x="0" y="0"/>
-                      <a:ext cx="2705100" cy="1327199"/>
-                    </a:xfrm>
-                    <a:prstGeom prst="rect">
-                      <a:avLst/>
-                    </a:prstGeom>
-                    <a:noFill/>
-                    <a:ln w="9525">
-                      <a:noFill/>
-                      <a:headEnd/>
-                      <a:tailEnd/>
-                    </a:ln>
-                  </pic:spPr>
-                </pic:pic>
-              </a:graphicData>
-            </a:graphic>
-          </wp:inline>
-        </w:drawing>
-      </w:r>
-      <w:r>
-        <w:t xml:space="preserve">–&gt;</w:t>
-      </w:r>
-    </w:p>
-    <w:p>
-      <w:pPr>
-        <w:pStyle w:val="BodyText"/>
-      </w:pPr>
-      <w:r>
-        <w:t xml:space="preserve">We can therefore see that aged is one of the major factors for explaining mortality.  We can also see that the states in with an age above the median has an higher mortality rate by 171.49, which provides further evidence for age being the major factor for explaining mortality. The P-value is also significant which provides evidence for that age being a factor in mortality.</w:t>
-      </w:r>
-    </w:p>
-    <w:p>
-      <w:pPr>
-        <w:pStyle w:val="BodyText"/>
-      </w:pPr>
-      <w:r>
-        <w:t xml:space="preserve">An interaction effect would be relevant if the relationship between income and mortality differed systematically between high- and low-income states. However, since the dummy variable itself was not statistically significant, adding an interaction term would further complicate the RQ without adding a meaningful explanation.  A fixed effect specification was therefore considered sufficient for the purpose of this analysis.</w:t>
-      </w:r>
-    </w:p>
-    <w:p>
-      <w:pPr>
-        <w:pStyle w:val="BodyText"/>
-      </w:pPr>
-      <w:r>
-        <w:t xml:space="preserve">In conclusion, the dummy variable analysis does not provide evidence that an income threshold effect exists in this dataset. Mortality differences across states are better explained by demographic and health-related variables rather than by a simple high-income versus low-income classification. We found evidence for this through the dummy variable created for age above the median.</w:t>
-      </w:r>
-      <w:r>
-        <w:t xml:space="preserve"> </w:t>
-      </w:r>
-      <w:p>
-        <w:r>
-          <w:br w:type="page"/>
-        </w:r>
-      </w:p>
-    </w:p>
-    <w:bookmarkEnd w:id="42"/>
-    <w:bookmarkStart w:id="43" w:name="model-selection-and-analysis"/>
-    <w:p>
-      <w:pPr>
-        <w:pStyle w:val="Heading1"/>
-      </w:pPr>
-      <w:r>
-        <w:t xml:space="preserve">5. Model selection and Analysis</w:t>
-      </w:r>
-    </w:p>
-    <w:p>
-      <w:pPr>
-        <w:pStyle w:val="FirstParagraph"/>
-      </w:pPr>
-      <w:r>
-        <w:rPr>
-          <w:b/>
-          <w:bCs/>
-        </w:rPr>
-        <w:t xml:space="preserve">a)</w:t>
-      </w:r>
-      <w:r>
-        <w:t xml:space="preserve"> </w:t>
-      </w:r>
-      <w:r>
-        <w:t xml:space="preserve">The different regression models can be used to predict mortality rates for given values of the explanatory variables. In the simple regression model, mortality is explained only by income (INCC). However, the results from this model show that income alone does not explain much of the variation in mortality across states. The R-squared is around 0.004, which means that the model explains almost none of the variation in the dependent variable. Because of this, predictions from the simple regression model are quite unreliable and the model does not give a very good explanation of mortality differences between states.</w:t>
-      </w:r>
-    </w:p>
-    <w:p>
-      <w:pPr>
-        <w:pStyle w:val="BodyText"/>
-      </w:pPr>
-      <w:r>
-        <w:t xml:space="preserve">In the multiple regression model, several additional variables were included in order to better explain mortality rates. The model includes income (INCC), the proportion of the population over 65 years (AGED), cigarette consumption (TOBC), and the proportion of the population with four or more years of college education (EDU2). By including these variables, the model considers both demographic factors and health-related behavior. This model has a much higher explanatory power, with an R-squared of 0.819, meaning that about 81.9% of the variation in mortality rates across states can be explained by the variables in the model. This also means that predictions from this model are more reliable compared to the simple regression.</w:t>
-      </w:r>
-    </w:p>
-    <w:p>
-      <w:pPr>
-        <w:pStyle w:val="BodyText"/>
-      </w:pPr>
-      <w:r>
-        <w:t xml:space="preserve">In the dummy variable model, states were divided into two groups depending on whether their income was above or below the sample mean. The idea was to test if there was some kind of threshold effect for income. However, the results show that the dummy variable is not statistically significant. This suggests that simply separating states into high-income and low-income groups does not explain mortality differences in a meaningful way.</w:t>
-      </w:r>
-      <w:r>
-        <w:t xml:space="preserve"> </w:t>
-      </w:r>
-      <w:p>
-        <w:r>
-          <w:br w:type="page"/>
-        </w:r>
-      </w:p>
-    </w:p>
-    <w:p>
-      <w:pPr>
-        <w:pStyle w:val="BodyText"/>
-      </w:pPr>
-      <w:r>
-        <w:rPr>
-          <w:b/>
-          <w:bCs/>
-        </w:rPr>
-        <w:t xml:space="preserve">b)</w:t>
-      </w:r>
-      <w:r>
-        <w:t xml:space="preserve"> </w:t>
-      </w:r>
-      <w:r>
-        <w:t xml:space="preserve">Based on the results from the analysis, the multiple regression model seems to be the most appropriate model for predicting mortality rates.</w:t>
-      </w:r>
-    </w:p>
-    <w:p>
-      <w:pPr>
-        <w:pStyle w:val="BodyText"/>
-      </w:pPr>
-      <w:r>
-        <w:t xml:space="preserve">The simple regression model performs poorly because it only includes income as an explanatory variable. Mortality is influenced by many different factors, and income alone is clearly not enough to explain the variation across states. We therefore have met the effect of omitted variable bias — this occurs when excluded variables, such as age distribution, smoking habits and education level, both affect mortality and are correlated with income. As a result, the coefficient on income absorbs the effect of these missing variables, which is also reflected in the very low R-squared value.</w:t>
-      </w:r>
-    </w:p>
-    <w:p>
-      <w:pPr>
-        <w:pStyle w:val="BodyText"/>
-      </w:pPr>
-      <w:r>
-        <w:t xml:space="preserve">The dummy variable model also does not perform as well as the multiple regression model. Even though it tries to capture differences between higher-income and lower-income states, the results show that the dummy variable is not statistically significant. This indicates that the threshold effect of income does not seem to play an important role in explaining mortality differences.</w:t>
-      </w:r>
-    </w:p>
-    <w:p>
-      <w:pPr>
-        <w:pStyle w:val="BodyText"/>
-      </w:pPr>
-      <w:r>
-        <w:t xml:space="preserve">The multiple regression model, on the other hand, includes several variables that are likely to influence mortality. In particular, the proportion of elderly people and cigarette consumption appear to have strong effects on mortality rates. The model also has a much higher R-squared value compared to the other models. Because of this, the multiple regression model provides a better and more realistic explanation of mortality differences across states.</w:t>
-      </w:r>
-    </w:p>
-    <w:p>
-      <w:pPr>
-        <w:pStyle w:val="BodyText"/>
-      </w:pPr>
-      <w:r>
-        <w:t xml:space="preserve">Overall, the multiple regression model seems to give the most reliable predictions and therefore it is the preferred model in this analysis.</w:t>
-      </w:r>
-    </w:p>
-    <w:bookmarkEnd w:id="43"/>
-    <w:bookmarkStart w:id="47" w:name="appendix"/>
-    <w:p>
-      <w:pPr>
-        <w:pStyle w:val="Heading1"/>
-      </w:pPr>
-      <w:r>
-        <w:t xml:space="preserve">Appendix</w:t>
-      </w:r>
-    </w:p>
-    <w:p>
-      <w:pPr>
-        <w:pStyle w:val="SourceCode"/>
-      </w:pPr>
-      <w:r>
-        <w:rPr>
-          <w:rStyle w:val="FunctionTok"/>
-        </w:rPr>
-        <w:t xml:space="preserve">source</w:t>
-      </w:r>
-      <w:r>
-        <w:rPr>
-          <w:rStyle w:val="NormalTok"/>
-        </w:rPr>
-        <w:t xml:space="preserve">(</w:t>
-      </w:r>
-      <w:r>
-        <w:rPr>
-          <w:rStyle w:val="StringTok"/>
-        </w:rPr>
-        <w:t xml:space="preserve">"Script/estm.R"</w:t>
-      </w:r>
-      <w:r>
-        <w:rPr>
-          <w:rStyle w:val="NormalTok"/>
-        </w:rPr>
-        <w:t xml:space="preserve">)</w:t>
-      </w:r>
-    </w:p>
-    <w:p>
-      <w:pPr>
-        <w:pStyle w:val="FirstParagraph"/>
-      </w:pPr>
-      <w:r>
-        <w:drawing>
-          <wp:inline>
-            <wp:extent cx="5334000" cy="4267200"/>
-            <wp:effectExtent b="0" l="0" r="0" t="0"/>
-            <wp:docPr descr="" title="" id="45" name="Picture"/>
-            <a:graphic>
-              <a:graphicData uri="http://schemas.openxmlformats.org/drawingml/2006/picture">
-                <pic:pic>
-                  <pic:nvPicPr>
-                    <pic:cNvPr descr="assignment_r_files/figure-docx/unnamed-chunk-8-1.png" id="46" name="Picture"/>
-                    <pic:cNvPicPr>
-                      <a:picLocks noChangeArrowheads="1" noChangeAspect="1"/>
-                    </pic:cNvPicPr>
-                  </pic:nvPicPr>
-                  <pic:blipFill>
-                    <a:blip r:embed="rId44"/>
+                    <a:blip r:embed="rId32"/>
                     <a:stretch>
                       <a:fillRect/>
                     </a:stretch>
@@ -2736,8 +3965,8 @@
         <w:t xml:space="preserve">R/wordcount.R</w:t>
       </w:r>
     </w:p>
-    <w:bookmarkEnd w:id="47"/>
-    <w:bookmarkStart w:id="48" w:name="word-count"/>
+    <w:bookmarkEnd w:id="35"/>
+    <w:bookmarkStart w:id="36" w:name="word-count"/>
     <w:p>
       <w:pPr>
         <w:pStyle w:val="Heading1"/>
@@ -2754,11 +3983,11 @@
         <w:rPr>
           <w:rStyle w:val="VerbatimChar"/>
         </w:rPr>
-        <w:t xml:space="preserve">Word count for assignment_r.qmd : 3008 words</w:t>
-      </w:r>
-    </w:p>
-    <w:bookmarkEnd w:id="48"/>
-    <w:bookmarkStart w:id="49" w:name="bibliography"/>
+        <w:t xml:space="preserve">Word count for assignment_r.qmd : 2984 words</w:t>
+      </w:r>
+    </w:p>
+    <w:bookmarkEnd w:id="36"/>
+    <w:bookmarkStart w:id="37" w:name="bibliography"/>
     <w:p>
       <w:pPr>
         <w:pStyle w:val="Heading1"/>
@@ -2833,8 +4062,12 @@
         <w:t xml:space="preserve">(1. utgave). Universitetsforlaget.</w:t>
       </w:r>
     </w:p>
-    <w:bookmarkEnd w:id="49"/>
-    <w:sectPr/>
+    <w:bookmarkEnd w:id="37"/>
+    <w:sectPr>
+      <w:footnotePr>
+        <w:numRestart w:val="eachSect"/>
+      </w:footnotePr>
+    </w:sectPr>
   </w:body>
 </w:document>
 </file>
@@ -3121,8 +4354,6 @@
     </w:pPr>
     <w:rPr>
       <w:rFonts w:asciiTheme="majorHAnsi" w:cstheme="majorBidi" w:eastAsiaTheme="majorEastAsia" w:hAnsiTheme="majorHAnsi"/>
-      <w:spacing w:val="-10"/>
-      <w:kern w:val="28"/>
       <w:sz w:val="56"/>
       <w:szCs w:val="56"/>
     </w:rPr>
@@ -3135,15 +4366,13 @@
     <w:rsid w:val="00A10FD9"/>
     <w:rPr>
       <w:rFonts w:asciiTheme="majorHAnsi" w:cstheme="majorBidi" w:eastAsiaTheme="majorEastAsia" w:hAnsiTheme="majorHAnsi"/>
-      <w:spacing w:val="-10"/>
-      <w:kern w:val="28"/>
       <w:sz w:val="56"/>
       <w:szCs w:val="56"/>
     </w:rPr>
   </w:style>
   <w:style w:styleId="Subtitle" w:type="paragraph">
     <w:name w:val="Subtitle"/>
-    <w:basedOn w:val="Normal"/>
+    <w:basedOn w:val="Title"/>
     <w:next w:val="BodyText"/>
     <w:link w:val="SubtitleChar"/>
     <w:uiPriority w:val="11"/>
@@ -3156,7 +4385,6 @@
     </w:pPr>
     <w:rPr>
       <w:rFonts w:cstheme="majorBidi" w:eastAsiaTheme="majorEastAsia"/>
-      <w:color w:themeColor="text1" w:themeTint="A6" w:val="595959"/>
       <w:spacing w:val="15"/>
       <w:sz w:val="28"/>
       <w:szCs w:val="28"/>
@@ -3178,23 +4406,31 @@
   </w:style>
   <w:style w:customStyle="1" w:styleId="Author" w:type="paragraph">
     <w:name w:val="Author"/>
+    <w:basedOn w:val="Title"/>
     <w:next w:val="BodyText"/>
     <w:qFormat/>
     <w:pPr>
       <w:keepNext/>
       <w:keepLines/>
-      <w:jc w:val="center"/>
     </w:pPr>
+    <w:rPr>
+      <w:sz w:val="24"/>
+      <w:szCs w:val="24"/>
+    </w:rPr>
   </w:style>
   <w:style w:styleId="Date" w:type="paragraph">
     <w:name w:val="Date"/>
+    <w:basedOn w:val="Title"/>
     <w:next w:val="BodyText"/>
     <w:qFormat/>
     <w:pPr>
       <w:keepNext/>
       <w:keepLines/>
-      <w:jc w:val="center"/>
     </w:pPr>
+    <w:rPr>
+      <w:sz w:val="24"/>
+      <w:szCs w:val="24"/>
+    </w:rPr>
   </w:style>
   <w:style w:customStyle="1" w:styleId="AbstractTitle" w:type="paragraph">
     <w:name w:val="Abstract Title"/>
@@ -3209,7 +4445,6 @@
     </w:pPr>
     <w:rPr>
       <w:b/>
-      <w:color w:val="345A8A"/>
       <w:sz w:val="20"/>
       <w:szCs w:val="20"/>
     </w:rPr>
